--- a/courts/tenth-circuit/utah/state/court-of-appeals/reply-brief/usage/OUTPUT-reply-brief.docx
+++ b/courts/tenth-circuit/utah/state/court-of-appeals/reply-brief/usage/OUTPUT-reply-brief.docx
@@ -4635,6 +4635,7 @@
     <w:unhideWhenUsed/>
     <w:qFormat/>
     <w:pPr>
+      <w:keepLines/>
       <w:spacing w:before="0" w:after="140" w:line="322" w:lineRule="exact"/>
     </w:pPr>
     <w:rPr>

--- a/courts/tenth-circuit/utah/state/court-of-appeals/reply-brief/usage/OUTPUT-reply-brief.docx
+++ b/courts/tenth-circuit/utah/state/court-of-appeals/reply-brief/usage/OUTPUT-reply-brief.docx
@@ -2310,19 +2310,7 @@
         <w:pStyle w:val="BodyText"/>
       </w:pPr>
       <w:r>
-        <w:t xml:space="preserve">On page 10 of his brief, Michael contends that Melinda failed to marshal the evidence generally. However, here the important issue is whether the District Court misapplied the law regarding stalking, and the need to consider Melinda’s particular vulnerabilities pursuant to Baird and the stalking statute generally, i.e., U.C.A. § 75</w:t>
-      </w:r>
-      <w:r>
-        <w:noBreakHyphen/>
-      </w:r>
-      <w:r>
-        <w:t xml:space="preserve">5</w:t>
-      </w:r>
-      <w:r>
-        <w:noBreakHyphen/>
-      </w:r>
-      <w:r>
-        <w:t xml:space="preserve">106.5.</w:t>
+        <w:t xml:space="preserve">On page 10 of his brief, Michael contends that Melinda failed to marshal the evidence generally. However, here the important issue is whether the District Court misapplied the law regarding stalking, and the need to consider Melinda’s particular vulnerabilities pursuant to Baird and the stalking statute generally, i.e., U.C.A. § 75-⁠5-⁠106.5.</w:t>
       </w:r>
       <w:r>
         <w:t xml:space="preserve"> </w:t>
@@ -4886,6 +4874,33 @@
     <w:pPr>
       <w:spacing w:before="0" w:after="0" w:line="322" w:lineRule="exact"/>
       <w:ind w:left="2160" w:hanging="720"/>
+    </w:pPr>
+  </w:style>
+  <w:style w:type="paragraph" w:customStyle="1" w:styleId="XdQuoteList1">
+    <w:name w:val="Xd Quote List 1"/>
+    <w:basedOn w:val="Normal"/>
+    <w:qFormat/>
+    <w:pPr>
+      <w:spacing w:before="0" w:after="0" w:line="322" w:lineRule="exact"/>
+      <w:ind w:left="1440" w:right="720" w:hanging="720"/>
+    </w:pPr>
+  </w:style>
+  <w:style w:type="paragraph" w:customStyle="1" w:styleId="XdQuoteList2">
+    <w:name w:val="Xd Quote List 2"/>
+    <w:basedOn w:val="Normal"/>
+    <w:qFormat/>
+    <w:pPr>
+      <w:spacing w:before="0" w:after="0" w:line="322" w:lineRule="exact"/>
+      <w:ind w:left="2160" w:right="720" w:hanging="720"/>
+    </w:pPr>
+  </w:style>
+  <w:style w:type="paragraph" w:customStyle="1" w:styleId="XdQuoteList3">
+    <w:name w:val="Xd Quote List 3"/>
+    <w:basedOn w:val="Normal"/>
+    <w:qFormat/>
+    <w:pPr>
+      <w:spacing w:before="0" w:after="0" w:line="322" w:lineRule="exact"/>
+      <w:ind w:left="2880" w:right="720" w:hanging="720"/>
     </w:pPr>
   </w:style>
   <w:style w:type="paragraph" w:customStyle="1" w:styleId="SourceCode">
